--- a/pr-preview/pr-292/random-variables-tracked-changes.docx
+++ b/pr-preview/pr-292/random-variables-tracked-changes.docx
@@ -16,7 +16,7 @@
       </w:pPr>
       <w:del w:id="1" w:author="PR Preview" w:date="2026-01-01T00:00:00Z">
         <w:r>
-          <w:delText xml:space="preserve">Last modified: 2026-10-29 15:25:58 (PDT)</w:delText>
+          <w:delText xml:space="preserve">Last modified: 2026-10-30 17:27:37 (PDT)</w:delText>
         </w:r>
       </w:del>
     </w:p>
@@ -26,7 +26,7 @@
       </w:pPr>
       <w:ins w:id="2" w:author="PR Preview" w:date="2026-01-01T00:00:00Z">
         <w:r>
-          <w:t xml:space="preserve">Last modified: 2026-10-29 15:57:11 (PDT)</w:t>
+          <w:t xml:space="preserve">Last modified: 2026-10-30 17:59:07 (PDT)</w:t>
         </w:r>
       </w:ins>
     </w:p>
@@ -5209,7 +5209,7 @@
     </w:p>
     <w:bookmarkEnd w:id="25"/>
     <w:bookmarkEnd w:id="26"/>
-    <w:bookmarkStart w:id="115" w:name="X07e058d1329d8fa48179146f153d016c4f9ff9a"/>
+    <w:bookmarkStart w:id="116" w:name="X07e058d1329d8fa48179146f153d016c4f9ff9a"/>
     <w:p>
       <w:pPr>
         <w:pStyle w:val="Heading2"/>
@@ -37551,7 +37551,7 @@
     </w:p>
     <w:bookmarkEnd w:id="98"/>
     <w:bookmarkEnd w:id="99"/>
-    <w:bookmarkStart w:id="114" w:name="sec-continuous-distributions"/>
+    <w:bookmarkStart w:id="115" w:name="sec-continuous-distributions"/>
     <w:p>
       <w:pPr>
         <w:pStyle w:val="Heading3"/>
@@ -39616,7 +39616,7 @@
         <w:t xml:space="preserve">gives the formula.</w:t>
       </w:r>
     </w:p>
-    <w:bookmarkStart w:id="104" w:name="def-mode"/>
+    <w:bookmarkStart w:id="105" w:name="def-mode"/>
     <w:p>
       <w:pPr>
         <w:pStyle w:val="BodyText"/>
@@ -39632,23 +39632,38 @@
         <w:t xml:space="preserve"> </w:t>
       </w:r>
       <w:r>
-        <w:t xml:space="preserve">A</w:t>
-      </w:r>
-      <w:r>
-        <w:t xml:space="preserve"> </w:t>
-      </w:r>
-      <w:r>
-        <w:rPr>
-          <w:b/>
-          <w:bCs/>
-        </w:rPr>
-        <w:t xml:space="preserve">mode</w:t>
-      </w:r>
-      <w:r>
-        <w:t xml:space="preserve"> </w:t>
-      </w:r>
-      <w:r>
-        <w:t xml:space="preserve">of a</w:t>
+        <w:t xml:space="preserve">Let</w:t>
+      </w:r>
+      <w:r>
+        <w:t xml:space="preserve"> </w:t>
+      </w:r>
+      <m:oMath>
+        <m:r>
+          <m:t>X</m:t>
+        </m:r>
+      </m:oMath>
+      <w:r>
+        <w:t xml:space="preserve"> </w:t>
+      </w:r>
+      <w:r>
+        <w:t xml:space="preserve">be a</w:t>
+      </w:r>
+      <w:r>
+        <w:t xml:space="preserve"> </w:t>
+      </w:r>
+      <w:hyperlink w:anchor="def-random-variable">
+        <w:r>
+          <w:rPr>
+            <w:rStyle w:val="Hyperlink"/>
+          </w:rPr>
+          <w:t xml:space="preserve">random variable</w:t>
+        </w:r>
+      </w:hyperlink>
+      <w:r>
+        <w:t xml:space="preserve"> </w:t>
+      </w:r>
+      <w:r>
+        <w:t xml:space="preserve">with</w:t>
       </w:r>
       <w:r>
         <w:t xml:space="preserve"> </w:t>
@@ -39687,15 +39702,725 @@
         </m:r>
       </m:oMath>
       <w:r>
-        <w:t xml:space="preserve"> </w:t>
-      </w:r>
-      <w:r>
-        <w:t xml:space="preserve">is a value</w:t>
-      </w:r>
-      <w:r>
-        <w:t xml:space="preserve"> </w:t>
-      </w:r>
-      <m:oMath>
+        <w:t xml:space="preserve">.</w:t>
+      </w:r>
+      <w:r>
+        <w:t xml:space="preserve"> </w:t>
+      </w:r>
+      <w:r>
+        <w:t xml:space="preserve">The</w:t>
+      </w:r>
+      <w:r>
+        <w:t xml:space="preserve"> </w:t>
+      </w:r>
+      <w:r>
+        <w:rPr>
+          <w:b/>
+          <w:bCs/>
+        </w:rPr>
+        <w:t xml:space="preserve">modes</w:t>
+      </w:r>
+      <w:r>
+        <w:t xml:space="preserve"> </w:t>
+      </w:r>
+      <w:r>
+        <w:t xml:space="preserve">of</w:t>
+      </w:r>
+      <w:r>
+        <w:t xml:space="preserve"> </w:t>
+      </w:r>
+      <m:oMath>
+        <m:r>
+          <m:t>f</m:t>
+        </m:r>
+      </m:oMath>
+      <w:r>
+        <w:t xml:space="preserve"> </w:t>
+      </w:r>
+      <w:r>
+        <w:t xml:space="preserve">are the elements of the</w:t>
+      </w:r>
+      <w:r>
+        <w:t xml:space="preserve"> </w:t>
+      </w:r>
+      <w:hyperlink r:id="rId104">
+        <w:r>
+          <w:rPr>
+            <w:rStyle w:val="Hyperlink"/>
+          </w:rPr>
+          <w:t xml:space="preserve">argmax</w:t>
+        </w:r>
+      </w:hyperlink>
+      <w:r>
+        <w:t xml:space="preserve"> </w:t>
+      </w:r>
+      <w:r>
+        <w:t xml:space="preserve">of</w:t>
+      </w:r>
+      <w:r>
+        <w:t xml:space="preserve"> </w:t>
+      </w:r>
+      <m:oMath>
+        <m:r>
+          <m:t>f</m:t>
+        </m:r>
+      </m:oMath>
+      <w:r>
+        <w:t xml:space="preserve"> </w:t>
+      </w:r>
+      <w:r>
+        <w:t xml:space="preserve">over the</w:t>
+      </w:r>
+      <w:r>
+        <w:t xml:space="preserve"> </w:t>
+      </w:r>
+      <w:hyperlink w:anchor="def-range">
+        <w:r>
+          <w:rPr>
+            <w:rStyle w:val="Hyperlink"/>
+          </w:rPr>
+          <w:t xml:space="preserve">range</w:t>
+        </w:r>
+      </w:hyperlink>
+      <w:r>
+        <w:t xml:space="preserve"> </w:t>
+      </w:r>
+      <w:r>
+        <w:t xml:space="preserve">of</w:t>
+      </w:r>
+      <w:r>
+        <w:t xml:space="preserve"> </w:t>
+      </w:r>
+      <m:oMath>
+        <m:r>
+          <m:t>X</m:t>
+        </m:r>
+      </m:oMath>
+      <w:r>
+        <w:t xml:space="preserve">:</w:t>
+      </w:r>
+    </w:p>
+    <w:p>
+      <w:pPr>
+        <w:pStyle w:val="BodyText"/>
+      </w:pPr>
+      <m:oMathPara>
+        <m:oMathParaPr>
+          <m:jc m:val="center"/>
+        </m:oMathParaPr>
+        <m:oMath>
+          <m:r>
+            <m:rPr>
+              <m:sty m:val="p"/>
+            </m:rPr>
+            <m:t>mode</m:t>
+          </m:r>
+          <m:r>
+            <m:t>​</m:t>
+          </m:r>
+          <m:d>
+            <m:dPr>
+              <m:begChr m:val="("/>
+              <m:sepChr m:val=""/>
+              <m:endChr m:val=")"/>
+              <m:grow/>
+            </m:dPr>
+            <m:e>
+              <m:r>
+                <m:t>f</m:t>
+              </m:r>
+            </m:e>
+          </m:d>
+          <m:r>
+            <m:t>​</m:t>
+          </m:r>
+          <m:r>
+            <m:rPr>
+              <m:sty m:val="p"/>
+            </m:rPr>
+            <m:t>=</m:t>
+          </m:r>
+          <m:r>
+            <m:rPr>
+              <m:sty m:val="p"/>
+            </m:rPr>
+            <m:t>arg</m:t>
+          </m:r>
+          <m:limLow>
+            <m:e>
+              <m:r>
+                <m:rPr>
+                  <m:sty m:val="p"/>
+                </m:rPr>
+                <m:t>max</m:t>
+              </m:r>
+            </m:e>
+            <m:lim>
+              <m:r>
+                <m:t>x</m:t>
+              </m:r>
+              <m:r>
+                <m:rPr>
+                  <m:sty m:val="p"/>
+                </m:rPr>
+                <m:t>∈</m:t>
+              </m:r>
+              <m:r>
+                <m:rPr>
+                  <m:scr m:val="script"/>
+                  <m:sty m:val="p"/>
+                </m:rPr>
+                <m:t>R</m:t>
+              </m:r>
+              <m:r>
+                <m:rPr>
+                  <m:sty m:val="p"/>
+                </m:rPr>
+                <m:t>(</m:t>
+              </m:r>
+              <m:r>
+                <m:t>X</m:t>
+              </m:r>
+              <m:r>
+                <m:rPr>
+                  <m:sty m:val="p"/>
+                </m:rPr>
+                <m:t>)</m:t>
+              </m:r>
+            </m:lim>
+          </m:limLow>
+          <m:r>
+            <m:t>f</m:t>
+          </m:r>
+          <m:r>
+            <m:rPr>
+              <m:sty m:val="p"/>
+            </m:rPr>
+            <m:t>(</m:t>
+          </m:r>
+          <m:r>
+            <m:t>x</m:t>
+          </m:r>
+          <m:r>
+            <m:rPr>
+              <m:sty m:val="p"/>
+            </m:rPr>
+            <m:t>)</m:t>
+          </m:r>
+          <m:r>
+            <m:rPr>
+              <m:sty m:val="p"/>
+            </m:rPr>
+            <m:t>.</m:t>
+          </m:r>
+        </m:oMath>
+      </m:oMathPara>
+    </w:p>
+    <w:p>
+      <w:pPr>
+        <w:pStyle w:val="FirstParagraph"/>
+      </w:pPr>
+      <w:r>
+        <w:t xml:space="preserve">A</w:t>
+      </w:r>
+      <w:r>
+        <w:t xml:space="preserve"> </w:t>
+      </w:r>
+      <w:r>
+        <w:rPr>
+          <w:b/>
+          <w:bCs/>
+        </w:rPr>
+        <w:t xml:space="preserve">mode</w:t>
+      </w:r>
+      <w:r>
+        <w:t xml:space="preserve"> </w:t>
+      </w:r>
+      <w:r>
+        <w:t xml:space="preserve">of</w:t>
+      </w:r>
+      <w:r>
+        <w:t xml:space="preserve"> </w:t>
+      </w:r>
+      <m:oMath>
+        <m:r>
+          <m:t>f</m:t>
+        </m:r>
+      </m:oMath>
+      <w:r>
+        <w:t xml:space="preserve"> </w:t>
+      </w:r>
+      <w:r>
+        <w:t xml:space="preserve">is an element of</w:t>
+      </w:r>
+      <w:r>
+        <w:t xml:space="preserve"> </w:t>
+      </w:r>
+      <m:oMath>
+        <m:r>
+          <m:rPr>
+            <m:sty m:val="p"/>
+          </m:rPr>
+          <m:t>mode</m:t>
+        </m:r>
+        <m:r>
+          <m:t>​</m:t>
+        </m:r>
+        <m:d>
+          <m:dPr>
+            <m:begChr m:val="("/>
+            <m:sepChr m:val=""/>
+            <m:endChr m:val=")"/>
+            <m:grow/>
+          </m:dPr>
+          <m:e>
+            <m:r>
+              <m:t>f</m:t>
+            </m:r>
+          </m:e>
+        </m:d>
+        <m:r>
+          <m:t>​</m:t>
+        </m:r>
+      </m:oMath>
+      <w:r>
+        <w:t xml:space="preserve">.</w:t>
+      </w:r>
+    </w:p>
+    <w:bookmarkEnd w:id="105"/>
+    <w:bookmarkStart w:id="106" w:name="thm-kernel-same-mode"/>
+    <w:p>
+      <w:pPr>
+        <w:pStyle w:val="BodyText"/>
+      </w:pPr>
+      <w:r>
+        <w:rPr>
+          <w:b/>
+          <w:bCs/>
+        </w:rPr>
+        <w:t xml:space="preserve">Theorem 18 (A density and its kernel have the same modes)</w:t>
+      </w:r>
+      <w:r>
+        <w:t xml:space="preserve"> </w:t>
+      </w:r>
+      <w:r>
+        <w:t xml:space="preserve">If</w:t>
+      </w:r>
+      <w:r>
+        <w:t xml:space="preserve"> </w:t>
+      </w:r>
+      <m:oMath>
+        <m:r>
+          <m:t>g</m:t>
+        </m:r>
+      </m:oMath>
+      <w:r>
+        <w:t xml:space="preserve"> </w:t>
+      </w:r>
+      <w:r>
+        <w:t xml:space="preserve">is a</w:t>
+      </w:r>
+      <w:r>
+        <w:t xml:space="preserve"> </w:t>
+      </w:r>
+      <w:hyperlink w:anchor="def-kernel">
+        <w:r>
+          <w:rPr>
+            <w:rStyle w:val="Hyperlink"/>
+          </w:rPr>
+          <w:t xml:space="preserve">kernel of the density</w:t>
+        </w:r>
+      </w:hyperlink>
+      <w:r>
+        <w:t xml:space="preserve"> </w:t>
+      </w:r>
+      <m:oMath>
+        <m:r>
+          <m:t>f</m:t>
+        </m:r>
+      </m:oMath>
+      <w:r>
+        <w:t xml:space="preserve"> </w:t>
+      </w:r>
+      <w:r>
+        <w:t xml:space="preserve">of a</w:t>
+      </w:r>
+      <w:r>
+        <w:t xml:space="preserve"> </w:t>
+      </w:r>
+      <w:hyperlink w:anchor="def-random-variable">
+        <w:r>
+          <w:rPr>
+            <w:rStyle w:val="Hyperlink"/>
+          </w:rPr>
+          <w:t xml:space="preserve">random variable</w:t>
+        </w:r>
+      </w:hyperlink>
+      <w:r>
+        <w:t xml:space="preserve"> </w:t>
+      </w:r>
+      <m:oMath>
+        <m:r>
+          <m:t>X</m:t>
+        </m:r>
+      </m:oMath>
+      <w:r>
+        <w:t xml:space="preserve">,</w:t>
+      </w:r>
+      <w:r>
+        <w:t xml:space="preserve"> </w:t>
+      </w:r>
+      <w:r>
+        <w:t xml:space="preserve">then the</w:t>
+      </w:r>
+      <w:r>
+        <w:t xml:space="preserve"> </w:t>
+      </w:r>
+      <w:hyperlink w:anchor="def-mode">
+        <w:r>
+          <w:rPr>
+            <w:rStyle w:val="Hyperlink"/>
+          </w:rPr>
+          <w:t xml:space="preserve">modes</w:t>
+        </w:r>
+      </w:hyperlink>
+      <w:r>
+        <w:t xml:space="preserve"> </w:t>
+      </w:r>
+      <w:r>
+        <w:t xml:space="preserve">of</w:t>
+      </w:r>
+      <w:r>
+        <w:t xml:space="preserve"> </w:t>
+      </w:r>
+      <m:oMath>
+        <m:r>
+          <m:t>f</m:t>
+        </m:r>
+      </m:oMath>
+      <w:r>
+        <w:t xml:space="preserve"> </w:t>
+      </w:r>
+      <w:r>
+        <w:t xml:space="preserve">are the elements of the</w:t>
+      </w:r>
+      <w:r>
+        <w:t xml:space="preserve"> </w:t>
+      </w:r>
+      <w:hyperlink r:id="rId104">
+        <w:r>
+          <w:rPr>
+            <w:rStyle w:val="Hyperlink"/>
+          </w:rPr>
+          <w:t xml:space="preserve">argmax</w:t>
+        </w:r>
+      </w:hyperlink>
+      <w:r>
+        <w:t xml:space="preserve"> </w:t>
+      </w:r>
+      <w:r>
+        <w:t xml:space="preserve">of</w:t>
+      </w:r>
+      <w:r>
+        <w:t xml:space="preserve"> </w:t>
+      </w:r>
+      <m:oMath>
+        <m:r>
+          <m:t>g</m:t>
+        </m:r>
+      </m:oMath>
+      <w:r>
+        <w:t xml:space="preserve"> </w:t>
+      </w:r>
+      <w:r>
+        <w:t xml:space="preserve">over the</w:t>
+      </w:r>
+      <w:r>
+        <w:t xml:space="preserve"> </w:t>
+      </w:r>
+      <w:hyperlink w:anchor="def-range">
+        <w:r>
+          <w:rPr>
+            <w:rStyle w:val="Hyperlink"/>
+          </w:rPr>
+          <w:t xml:space="preserve">range</w:t>
+        </w:r>
+      </w:hyperlink>
+      <w:r>
+        <w:t xml:space="preserve"> </w:t>
+      </w:r>
+      <w:r>
+        <w:t xml:space="preserve">of</w:t>
+      </w:r>
+      <w:r>
+        <w:t xml:space="preserve"> </w:t>
+      </w:r>
+      <m:oMath>
+        <m:r>
+          <m:t>X</m:t>
+        </m:r>
+      </m:oMath>
+      <w:r>
+        <w:t xml:space="preserve">:</w:t>
+      </w:r>
+    </w:p>
+    <w:p>
+      <w:pPr>
+        <w:pStyle w:val="BodyText"/>
+      </w:pPr>
+      <m:oMathPara>
+        <m:oMathParaPr>
+          <m:jc m:val="center"/>
+        </m:oMathParaPr>
+        <m:oMath>
+          <m:r>
+            <m:rPr>
+              <m:sty m:val="p"/>
+            </m:rPr>
+            <m:t>mode</m:t>
+          </m:r>
+          <m:r>
+            <m:t>​</m:t>
+          </m:r>
+          <m:d>
+            <m:dPr>
+              <m:begChr m:val="("/>
+              <m:sepChr m:val=""/>
+              <m:endChr m:val=")"/>
+              <m:grow/>
+            </m:dPr>
+            <m:e>
+              <m:r>
+                <m:t>f</m:t>
+              </m:r>
+            </m:e>
+          </m:d>
+          <m:r>
+            <m:t>​</m:t>
+          </m:r>
+          <m:r>
+            <m:rPr>
+              <m:sty m:val="p"/>
+            </m:rPr>
+            <m:t>=</m:t>
+          </m:r>
+          <m:r>
+            <m:rPr>
+              <m:sty m:val="p"/>
+            </m:rPr>
+            <m:t>arg</m:t>
+          </m:r>
+          <m:limLow>
+            <m:e>
+              <m:r>
+                <m:rPr>
+                  <m:sty m:val="p"/>
+                </m:rPr>
+                <m:t>max</m:t>
+              </m:r>
+            </m:e>
+            <m:lim>
+              <m:r>
+                <m:t>x</m:t>
+              </m:r>
+              <m:r>
+                <m:rPr>
+                  <m:sty m:val="p"/>
+                </m:rPr>
+                <m:t>∈</m:t>
+              </m:r>
+              <m:r>
+                <m:rPr>
+                  <m:scr m:val="script"/>
+                  <m:sty m:val="p"/>
+                </m:rPr>
+                <m:t>R</m:t>
+              </m:r>
+              <m:r>
+                <m:rPr>
+                  <m:sty m:val="p"/>
+                </m:rPr>
+                <m:t>(</m:t>
+              </m:r>
+              <m:r>
+                <m:t>X</m:t>
+              </m:r>
+              <m:r>
+                <m:rPr>
+                  <m:sty m:val="p"/>
+                </m:rPr>
+                <m:t>)</m:t>
+              </m:r>
+            </m:lim>
+          </m:limLow>
+          <m:r>
+            <m:t>g</m:t>
+          </m:r>
+          <m:r>
+            <m:rPr>
+              <m:sty m:val="p"/>
+            </m:rPr>
+            <m:t>(</m:t>
+          </m:r>
+          <m:r>
+            <m:t>x</m:t>
+          </m:r>
+          <m:r>
+            <m:rPr>
+              <m:sty m:val="p"/>
+            </m:rPr>
+            <m:t>)</m:t>
+          </m:r>
+          <m:r>
+            <m:rPr>
+              <m:sty m:val="p"/>
+            </m:rPr>
+            <m:t>.</m:t>
+          </m:r>
+        </m:oMath>
+      </m:oMathPara>
+    </w:p>
+    <w:bookmarkEnd w:id="106"/>
+    <w:p>
+      <w:pPr>
+        <w:pStyle w:val="FirstParagraph"/>
+      </w:pPr>
+      <w:r>
+        <w:rPr>
+          <w:i/>
+          <w:iCs/>
+        </w:rPr>
+        <w:t xml:space="preserve">Proof</w:t>
+      </w:r>
+      <w:r>
+        <w:t xml:space="preserve">. </w:t>
+      </w:r>
+      <w:r>
+        <w:t xml:space="preserve">Write</w:t>
+      </w:r>
+      <w:r>
+        <w:t xml:space="preserve"> </w:t>
+      </w:r>
+      <m:oMath>
+        <m:r>
+          <m:t>f</m:t>
+        </m:r>
+        <m:r>
+          <m:rPr>
+            <m:sty m:val="p"/>
+          </m:rPr>
+          <m:t>(</m:t>
+        </m:r>
+        <m:r>
+          <m:t>x</m:t>
+        </m:r>
+        <m:r>
+          <m:rPr>
+            <m:sty m:val="p"/>
+          </m:rPr>
+          <m:t>)</m:t>
+        </m:r>
+        <m:r>
+          <m:rPr>
+            <m:sty m:val="p"/>
+          </m:rPr>
+          <m:t>=</m:t>
+        </m:r>
+        <m:r>
+          <m:t>c</m:t>
+        </m:r>
+        <m:r>
+          <m:t> </m:t>
+        </m:r>
+        <m:r>
+          <m:t>g</m:t>
+        </m:r>
+        <m:r>
+          <m:rPr>
+            <m:sty m:val="p"/>
+          </m:rPr>
+          <m:t>(</m:t>
+        </m:r>
+        <m:r>
+          <m:t>x</m:t>
+        </m:r>
+        <m:r>
+          <m:rPr>
+            <m:sty m:val="p"/>
+          </m:rPr>
+          <m:t>)</m:t>
+        </m:r>
+      </m:oMath>
+      <w:r>
+        <w:t xml:space="preserve"> </w:t>
+      </w:r>
+      <w:r>
+        <w:t xml:space="preserve">with</w:t>
+      </w:r>
+      <w:r>
+        <w:t xml:space="preserve"> </w:t>
+      </w:r>
+      <m:oMath>
+        <m:r>
+          <m:t>c</m:t>
+        </m:r>
+        <m:r>
+          <m:rPr>
+            <m:sty m:val="p"/>
+          </m:rPr>
+          <m:t>&gt;</m:t>
+        </m:r>
+        <m:r>
+          <m:t>0</m:t>
+        </m:r>
+      </m:oMath>
+      <w:r>
+        <w:t xml:space="preserve"> </w:t>
+      </w:r>
+      <w:r>
+        <w:t xml:space="preserve">(</w:t>
+      </w:r>
+      <w:hyperlink w:anchor="def-kernel">
+        <w:r>
+          <w:rPr>
+            <w:rStyle w:val="Hyperlink"/>
+          </w:rPr>
+          <w:t xml:space="preserve">Definition 22</w:t>
+        </w:r>
+      </w:hyperlink>
+      <w:r>
+        <w:t xml:space="preserve">).</w:t>
+      </w:r>
+      <w:r>
+        <w:t xml:space="preserve"> </w:t>
+      </w:r>
+      <w:r>
+        <w:t xml:space="preserve">For any</w:t>
+      </w:r>
+      <w:r>
+        <w:t xml:space="preserve"> </w:t>
+      </w:r>
+      <m:oMath>
+        <m:r>
+          <m:t>x</m:t>
+        </m:r>
+      </m:oMath>
+      <w:r>
+        <w:t xml:space="preserve">, multiplying both sides of</w:t>
+      </w:r>
+      <w:r>
+        <w:t xml:space="preserve"> </w:t>
+      </w:r>
+      <m:oMath>
+        <m:r>
+          <m:t>g</m:t>
+        </m:r>
+        <m:r>
+          <m:rPr>
+            <m:sty m:val="p"/>
+          </m:rPr>
+          <m:t>(</m:t>
+        </m:r>
         <m:sSup>
           <m:e>
             <m:r>
@@ -39711,26 +40436,65 @@
             </m:r>
           </m:sup>
         </m:sSup>
-      </m:oMath>
-      <w:r>
-        <w:t xml:space="preserve"> </w:t>
-      </w:r>
-      <w:r>
-        <w:t xml:space="preserve">at which</w:t>
-      </w:r>
-      <w:r>
-        <w:t xml:space="preserve"> </w:t>
-      </w:r>
-      <m:oMath>
-        <m:r>
-          <m:t>f</m:t>
-        </m:r>
-      </m:oMath>
-      <w:r>
-        <w:t xml:space="preserve"> </w:t>
-      </w:r>
-      <w:r>
-        <w:t xml:space="preserve">is largest:</w:t>
+        <m:r>
+          <m:rPr>
+            <m:sty m:val="p"/>
+          </m:rPr>
+          <m:t>)</m:t>
+        </m:r>
+        <m:r>
+          <m:rPr>
+            <m:sty m:val="p"/>
+          </m:rPr>
+          <m:t>≥</m:t>
+        </m:r>
+        <m:r>
+          <m:t>g</m:t>
+        </m:r>
+        <m:r>
+          <m:rPr>
+            <m:sty m:val="p"/>
+          </m:rPr>
+          <m:t>(</m:t>
+        </m:r>
+        <m:r>
+          <m:t>x</m:t>
+        </m:r>
+        <m:r>
+          <m:rPr>
+            <m:sty m:val="p"/>
+          </m:rPr>
+          <m:t>)</m:t>
+        </m:r>
+      </m:oMath>
+      <w:r>
+        <w:t xml:space="preserve"> </w:t>
+      </w:r>
+      <w:r>
+        <w:t xml:space="preserve">by</w:t>
+      </w:r>
+      <w:r>
+        <w:t xml:space="preserve"> </w:t>
+      </w:r>
+      <m:oMath>
+        <m:r>
+          <m:t>c</m:t>
+        </m:r>
+        <m:r>
+          <m:rPr>
+            <m:sty m:val="p"/>
+          </m:rPr>
+          <m:t>&gt;</m:t>
+        </m:r>
+        <m:r>
+          <m:t>0</m:t>
+        </m:r>
+      </m:oMath>
+      <w:r>
+        <w:t xml:space="preserve"> </w:t>
+      </w:r>
+      <w:r>
+        <w:t xml:space="preserve">gives</w:t>
       </w:r>
       <w:r>
         <w:t xml:space="preserve"> </w:t>
@@ -39792,67 +40556,34 @@
         </m:r>
       </m:oMath>
       <w:r>
-        <w:t xml:space="preserve"> </w:t>
-      </w:r>
-      <w:r>
-        <w:t xml:space="preserve">for every</w:t>
-      </w:r>
-      <w:r>
-        <w:t xml:space="preserve"> </w:t>
-      </w:r>
-      <m:oMath>
-        <m:r>
-          <m:t>x</m:t>
-        </m:r>
-      </m:oMath>
-      <w:r>
-        <w:t xml:space="preserve">.</w:t>
-      </w:r>
-    </w:p>
-    <w:bookmarkEnd w:id="104"/>
-    <w:bookmarkStart w:id="105" w:name="thm-kernel-same-mode"/>
-    <w:p>
-      <w:pPr>
-        <w:pStyle w:val="BodyText"/>
-      </w:pPr>
-      <w:r>
-        <w:rPr>
-          <w:b/>
-          <w:bCs/>
-        </w:rPr>
-        <w:t xml:space="preserve">Theorem 18 (A density and its kernel have the same modes)</w:t>
-      </w:r>
-      <w:r>
-        <w:t xml:space="preserve"> </w:t>
-      </w:r>
-      <w:r>
-        <w:t xml:space="preserve">If</w:t>
-      </w:r>
-      <w:r>
-        <w:t xml:space="preserve"> </w:t>
-      </w:r>
-      <m:oMath>
-        <m:r>
-          <m:t>g</m:t>
-        </m:r>
-      </m:oMath>
-      <w:r>
-        <w:t xml:space="preserve"> </w:t>
-      </w:r>
-      <w:r>
-        <w:t xml:space="preserve">is a</w:t>
-      </w:r>
-      <w:r>
-        <w:t xml:space="preserve"> </w:t>
-      </w:r>
-      <w:hyperlink w:anchor="def-kernel">
-        <w:r>
-          <w:rPr>
-            <w:rStyle w:val="Hyperlink"/>
-          </w:rPr>
-          <w:t xml:space="preserve">kernel of a density</w:t>
-        </w:r>
-      </w:hyperlink>
+        <w:t xml:space="preserve">,</w:t>
+      </w:r>
+      <w:r>
+        <w:t xml:space="preserve"> </w:t>
+      </w:r>
+      <w:r>
+        <w:t xml:space="preserve">and dividing by</w:t>
+      </w:r>
+      <w:r>
+        <w:t xml:space="preserve"> </w:t>
+      </w:r>
+      <m:oMath>
+        <m:r>
+          <m:t>c</m:t>
+        </m:r>
+      </m:oMath>
+      <w:r>
+        <w:t xml:space="preserve"> </w:t>
+      </w:r>
+      <w:r>
+        <w:t xml:space="preserve">reverses this.</w:t>
+      </w:r>
+      <w:r>
+        <w:t xml:space="preserve"> </w:t>
+      </w:r>
+      <w:r>
+        <w:t xml:space="preserve">So</w:t>
+      </w:r>
       <w:r>
         <w:t xml:space="preserve"> </w:t>
       </w:r>
@@ -39860,20 +40591,12 @@
         <m:r>
           <m:t>f</m:t>
         </m:r>
-      </m:oMath>
-      <w:r>
-        <w:t xml:space="preserve">,</w:t>
-      </w:r>
-      <w:r>
-        <w:t xml:space="preserve"> </w:t>
-      </w:r>
-      <w:r>
-        <w:t xml:space="preserve">then</w:t>
-      </w:r>
-      <w:r>
-        <w:t xml:space="preserve"> </w:t>
-      </w:r>
-      <m:oMath>
+        <m:r>
+          <m:rPr>
+            <m:sty m:val="p"/>
+          </m:rPr>
+          <m:t>(</m:t>
+        </m:r>
         <m:sSup>
           <m:e>
             <m:r>
@@ -39889,43 +40612,56 @@
             </m:r>
           </m:sup>
         </m:sSup>
-      </m:oMath>
-      <w:r>
-        <w:t xml:space="preserve"> </w:t>
-      </w:r>
-      <w:r>
-        <w:t xml:space="preserve">is a</w:t>
-      </w:r>
-      <w:r>
-        <w:t xml:space="preserve"> </w:t>
-      </w:r>
-      <w:hyperlink w:anchor="def-mode">
-        <w:r>
-          <w:rPr>
-            <w:rStyle w:val="Hyperlink"/>
-          </w:rPr>
-          <w:t xml:space="preserve">mode</w:t>
-        </w:r>
-      </w:hyperlink>
-      <w:r>
-        <w:t xml:space="preserve"> </w:t>
-      </w:r>
-      <w:r>
-        <w:t xml:space="preserve">of</w:t>
-      </w:r>
-      <w:r>
-        <w:t xml:space="preserve"> </w:t>
-      </w:r>
-      <m:oMath>
+        <m:r>
+          <m:rPr>
+            <m:sty m:val="p"/>
+          </m:rPr>
+          <m:t>)</m:t>
+        </m:r>
+        <m:r>
+          <m:rPr>
+            <m:sty m:val="p"/>
+          </m:rPr>
+          <m:t>≥</m:t>
+        </m:r>
         <m:r>
           <m:t>f</m:t>
         </m:r>
-      </m:oMath>
-      <w:r>
-        <w:t xml:space="preserve"> </w:t>
-      </w:r>
-      <w:r>
-        <w:t xml:space="preserve">if and only if</w:t>
+        <m:r>
+          <m:rPr>
+            <m:sty m:val="p"/>
+          </m:rPr>
+          <m:t>(</m:t>
+        </m:r>
+        <m:r>
+          <m:t>x</m:t>
+        </m:r>
+        <m:r>
+          <m:rPr>
+            <m:sty m:val="p"/>
+          </m:rPr>
+          <m:t>)</m:t>
+        </m:r>
+      </m:oMath>
+      <w:r>
+        <w:t xml:space="preserve"> </w:t>
+      </w:r>
+      <w:r>
+        <w:t xml:space="preserve">for every</w:t>
+      </w:r>
+      <w:r>
+        <w:t xml:space="preserve"> </w:t>
+      </w:r>
+      <m:oMath>
+        <m:r>
+          <m:t>x</m:t>
+        </m:r>
+      </m:oMath>
+      <w:r>
+        <w:t xml:space="preserve"> </w:t>
+      </w:r>
+      <w:r>
+        <w:t xml:space="preserve">exactly when</w:t>
       </w:r>
       <w:r>
         <w:t xml:space="preserve"> </w:t>
@@ -40003,148 +40739,36 @@
       <w:r>
         <w:t xml:space="preserve">.</w:t>
       </w:r>
-    </w:p>
-    <w:bookmarkEnd w:id="105"/>
-    <w:p>
-      <w:pPr>
-        <w:pStyle w:val="BodyText"/>
-      </w:pPr>
-      <w:r>
-        <w:rPr>
-          <w:i/>
-          <w:iCs/>
-        </w:rPr>
-        <w:t xml:space="preserve">Proof</w:t>
-      </w:r>
-      <w:r>
-        <w:t xml:space="preserve">. </w:t>
-      </w:r>
-      <w:r>
-        <w:t xml:space="preserve">Write</w:t>
-      </w:r>
-      <w:r>
-        <w:t xml:space="preserve"> </w:t>
-      </w:r>
-      <m:oMath>
-        <m:r>
-          <m:t>f</m:t>
-        </m:r>
-        <m:r>
-          <m:rPr>
-            <m:sty m:val="p"/>
-          </m:rPr>
-          <m:t>(</m:t>
-        </m:r>
-        <m:r>
-          <m:t>x</m:t>
-        </m:r>
-        <m:r>
-          <m:rPr>
-            <m:sty m:val="p"/>
-          </m:rPr>
-          <m:t>)</m:t>
-        </m:r>
-        <m:r>
-          <m:rPr>
-            <m:sty m:val="p"/>
-          </m:rPr>
-          <m:t>=</m:t>
-        </m:r>
-        <m:r>
-          <m:t>c</m:t>
-        </m:r>
-        <m:r>
-          <m:t> </m:t>
-        </m:r>
-        <m:r>
-          <m:t>g</m:t>
-        </m:r>
-        <m:r>
-          <m:rPr>
-            <m:sty m:val="p"/>
-          </m:rPr>
-          <m:t>(</m:t>
-        </m:r>
-        <m:r>
-          <m:t>x</m:t>
-        </m:r>
-        <m:r>
-          <m:rPr>
-            <m:sty m:val="p"/>
-          </m:rPr>
-          <m:t>)</m:t>
-        </m:r>
-      </m:oMath>
-      <w:r>
-        <w:t xml:space="preserve"> </w:t>
-      </w:r>
-      <w:r>
-        <w:t xml:space="preserve">with</w:t>
-      </w:r>
-      <w:r>
-        <w:t xml:space="preserve"> </w:t>
-      </w:r>
-      <m:oMath>
-        <m:r>
-          <m:t>c</m:t>
-        </m:r>
-        <m:r>
-          <m:rPr>
-            <m:sty m:val="p"/>
-          </m:rPr>
-          <m:t>&gt;</m:t>
-        </m:r>
-        <m:r>
-          <m:t>0</m:t>
-        </m:r>
-      </m:oMath>
-      <w:r>
-        <w:t xml:space="preserve"> </w:t>
-      </w:r>
-      <w:r>
-        <w:t xml:space="preserve">(</w:t>
-      </w:r>
-      <w:hyperlink w:anchor="def-kernel">
+      <w:r>
+        <w:t xml:space="preserve"> </w:t>
+      </w:r>
+      <w:r>
+        <w:t xml:space="preserve">By the definition of the</w:t>
+      </w:r>
+      <w:r>
+        <w:t xml:space="preserve"> </w:t>
+      </w:r>
+      <w:hyperlink r:id="rId104">
         <w:r>
           <w:rPr>
             <w:rStyle w:val="Hyperlink"/>
           </w:rPr>
-          <w:t xml:space="preserve">Definition 22</w:t>
+          <w:t xml:space="preserve">argmax</w:t>
         </w:r>
       </w:hyperlink>
       <w:r>
-        <w:t xml:space="preserve">).</w:t>
-      </w:r>
-      <w:r>
-        <w:t xml:space="preserve"> </w:t>
-      </w:r>
-      <w:r>
-        <w:t xml:space="preserve">For any</w:t>
-      </w:r>
-      <w:r>
-        <w:t xml:space="preserve"> </w:t>
-      </w:r>
-      <m:oMath>
-        <m:r>
-          <m:t>x</m:t>
-        </m:r>
-      </m:oMath>
-      <w:r>
-        <w:t xml:space="preserve">, multiplying both sides of</w:t>
-      </w:r>
-      <w:r>
-        <w:t xml:space="preserve"> </w:t>
-      </w:r>
-      <m:oMath>
-        <m:r>
-          <m:t>g</m:t>
-        </m:r>
-        <m:r>
-          <m:rPr>
-            <m:sty m:val="p"/>
-          </m:rPr>
-          <m:t>(</m:t>
-        </m:r>
+        <w:t xml:space="preserve">,</w:t>
+      </w:r>
+      <w:r>
+        <w:t xml:space="preserve"> </w:t>
+      </w:r>
+      <w:r>
+        <w:t xml:space="preserve">these are the conditions</w:t>
+      </w:r>
+      <w:r>
+        <w:t xml:space="preserve"> </w:t>
+      </w:r>
+      <m:oMath>
         <m:sSup>
           <m:e>
             <m:r>
@@ -40164,75 +40788,86 @@
           <m:rPr>
             <m:sty m:val="p"/>
           </m:rPr>
+          <m:t>∈</m:t>
+        </m:r>
+        <m:r>
+          <m:rPr>
+            <m:sty m:val="p"/>
+          </m:rPr>
+          <m:t>arg</m:t>
+        </m:r>
+        <m:sSub>
+          <m:e>
+            <m:r>
+              <m:rPr>
+                <m:sty m:val="p"/>
+              </m:rPr>
+              <m:t>max</m:t>
+            </m:r>
+          </m:e>
+          <m:sub>
+            <m:r>
+              <m:t>x</m:t>
+            </m:r>
+            <m:r>
+              <m:rPr>
+                <m:sty m:val="p"/>
+              </m:rPr>
+              <m:t>∈</m:t>
+            </m:r>
+            <m:r>
+              <m:rPr>
+                <m:scr m:val="script"/>
+                <m:sty m:val="p"/>
+              </m:rPr>
+              <m:t>R</m:t>
+            </m:r>
+            <m:r>
+              <m:rPr>
+                <m:sty m:val="p"/>
+              </m:rPr>
+              <m:t>(</m:t>
+            </m:r>
+            <m:r>
+              <m:t>X</m:t>
+            </m:r>
+            <m:r>
+              <m:rPr>
+                <m:sty m:val="p"/>
+              </m:rPr>
+              <m:t>)</m:t>
+            </m:r>
+          </m:sub>
+        </m:sSub>
+        <m:r>
+          <m:t>f</m:t>
+        </m:r>
+        <m:r>
+          <m:rPr>
+            <m:sty m:val="p"/>
+          </m:rPr>
+          <m:t>(</m:t>
+        </m:r>
+        <m:r>
+          <m:t>x</m:t>
+        </m:r>
+        <m:r>
+          <m:rPr>
+            <m:sty m:val="p"/>
+          </m:rPr>
           <m:t>)</m:t>
         </m:r>
-        <m:r>
-          <m:rPr>
-            <m:sty m:val="p"/>
-          </m:rPr>
-          <m:t>≥</m:t>
-        </m:r>
-        <m:r>
-          <m:t>g</m:t>
-        </m:r>
-        <m:r>
-          <m:rPr>
-            <m:sty m:val="p"/>
-          </m:rPr>
-          <m:t>(</m:t>
-        </m:r>
-        <m:r>
-          <m:t>x</m:t>
-        </m:r>
-        <m:r>
-          <m:rPr>
-            <m:sty m:val="p"/>
-          </m:rPr>
-          <m:t>)</m:t>
-        </m:r>
-      </m:oMath>
-      <w:r>
-        <w:t xml:space="preserve"> </w:t>
-      </w:r>
-      <w:r>
-        <w:t xml:space="preserve">by</w:t>
-      </w:r>
-      <w:r>
-        <w:t xml:space="preserve"> </w:t>
-      </w:r>
-      <m:oMath>
-        <m:r>
-          <m:t>c</m:t>
-        </m:r>
-        <m:r>
-          <m:rPr>
-            <m:sty m:val="p"/>
-          </m:rPr>
-          <m:t>&gt;</m:t>
-        </m:r>
-        <m:r>
-          <m:t>0</m:t>
-        </m:r>
-      </m:oMath>
-      <w:r>
-        <w:t xml:space="preserve"> </w:t>
-      </w:r>
-      <w:r>
-        <w:t xml:space="preserve">gives</w:t>
-      </w:r>
-      <w:r>
-        <w:t xml:space="preserve"> </w:t>
-      </w:r>
-      <m:oMath>
-        <m:r>
-          <m:t>f</m:t>
-        </m:r>
-        <m:r>
-          <m:rPr>
-            <m:sty m:val="p"/>
-          </m:rPr>
-          <m:t>(</m:t>
-        </m:r>
+      </m:oMath>
+      <w:r>
+        <w:t xml:space="preserve"> </w:t>
+      </w:r>
+      <w:r>
+        <w:t xml:space="preserve">and</w:t>
+      </w:r>
+      <w:r>
+        <w:t xml:space="preserve"> </w:t>
+      </w:r>
+      <m:oMath>
         <m:sSup>
           <m:e>
             <m:r>
@@ -40252,219 +40887,81 @@
           <m:rPr>
             <m:sty m:val="p"/>
           </m:rPr>
-          <m:t>)</m:t>
-        </m:r>
-        <m:r>
-          <m:rPr>
-            <m:sty m:val="p"/>
-          </m:rPr>
-          <m:t>≥</m:t>
-        </m:r>
-        <m:r>
-          <m:t>f</m:t>
-        </m:r>
-        <m:r>
-          <m:rPr>
-            <m:sty m:val="p"/>
-          </m:rPr>
-          <m:t>(</m:t>
-        </m:r>
-        <m:r>
-          <m:t>x</m:t>
-        </m:r>
-        <m:r>
-          <m:rPr>
-            <m:sty m:val="p"/>
-          </m:rPr>
-          <m:t>)</m:t>
-        </m:r>
-      </m:oMath>
-      <w:r>
-        <w:t xml:space="preserve">,</w:t>
-      </w:r>
-      <w:r>
-        <w:t xml:space="preserve"> </w:t>
-      </w:r>
-      <w:r>
-        <w:t xml:space="preserve">and dividing by</w:t>
-      </w:r>
-      <w:r>
-        <w:t xml:space="preserve"> </w:t>
-      </w:r>
-      <m:oMath>
-        <m:r>
-          <m:t>c</m:t>
-        </m:r>
-      </m:oMath>
-      <w:r>
-        <w:t xml:space="preserve"> </w:t>
-      </w:r>
-      <w:r>
-        <w:t xml:space="preserve">reverses this.</w:t>
-      </w:r>
-      <w:r>
-        <w:t xml:space="preserve"> </w:t>
-      </w:r>
-      <w:r>
-        <w:t xml:space="preserve">So</w:t>
-      </w:r>
-      <w:r>
-        <w:t xml:space="preserve"> </w:t>
-      </w:r>
-      <m:oMath>
-        <m:r>
-          <m:t>f</m:t>
-        </m:r>
-        <m:r>
-          <m:rPr>
-            <m:sty m:val="p"/>
-          </m:rPr>
-          <m:t>(</m:t>
-        </m:r>
-        <m:sSup>
+          <m:t>∈</m:t>
+        </m:r>
+        <m:r>
+          <m:rPr>
+            <m:sty m:val="p"/>
+          </m:rPr>
+          <m:t>arg</m:t>
+        </m:r>
+        <m:sSub>
           <m:e>
-            <m:r>
-              <m:t>x</m:t>
-            </m:r>
-          </m:e>
-          <m:sup>
             <m:r>
               <m:rPr>
                 <m:sty m:val="p"/>
               </m:rPr>
-              <m:t>*</m:t>
+              <m:t>max</m:t>
             </m:r>
-          </m:sup>
-        </m:sSup>
-        <m:r>
-          <m:rPr>
-            <m:sty m:val="p"/>
-          </m:rPr>
-          <m:t>)</m:t>
-        </m:r>
-        <m:r>
-          <m:rPr>
-            <m:sty m:val="p"/>
-          </m:rPr>
-          <m:t>≥</m:t>
-        </m:r>
-        <m:r>
-          <m:t>f</m:t>
-        </m:r>
-        <m:r>
-          <m:rPr>
-            <m:sty m:val="p"/>
-          </m:rPr>
-          <m:t>(</m:t>
-        </m:r>
-        <m:r>
-          <m:t>x</m:t>
-        </m:r>
-        <m:r>
-          <m:rPr>
-            <m:sty m:val="p"/>
-          </m:rPr>
-          <m:t>)</m:t>
-        </m:r>
-      </m:oMath>
-      <w:r>
-        <w:t xml:space="preserve"> </w:t>
-      </w:r>
-      <w:r>
-        <w:t xml:space="preserve">for every</w:t>
-      </w:r>
-      <w:r>
-        <w:t xml:space="preserve"> </w:t>
-      </w:r>
-      <m:oMath>
-        <m:r>
-          <m:t>x</m:t>
-        </m:r>
-      </m:oMath>
-      <w:r>
-        <w:t xml:space="preserve"> </w:t>
-      </w:r>
-      <w:r>
-        <w:t xml:space="preserve">exactly when</w:t>
-      </w:r>
-      <w:r>
-        <w:t xml:space="preserve"> </w:t>
-      </w:r>
-      <m:oMath>
-        <m:r>
-          <m:t>g</m:t>
-        </m:r>
-        <m:r>
-          <m:rPr>
-            <m:sty m:val="p"/>
-          </m:rPr>
-          <m:t>(</m:t>
-        </m:r>
-        <m:sSup>
-          <m:e>
+          </m:e>
+          <m:sub>
             <m:r>
               <m:t>x</m:t>
             </m:r>
-          </m:e>
-          <m:sup>
             <m:r>
               <m:rPr>
                 <m:sty m:val="p"/>
               </m:rPr>
-              <m:t>*</m:t>
+              <m:t>∈</m:t>
             </m:r>
-          </m:sup>
-        </m:sSup>
+            <m:r>
+              <m:rPr>
+                <m:scr m:val="script"/>
+                <m:sty m:val="p"/>
+              </m:rPr>
+              <m:t>R</m:t>
+            </m:r>
+            <m:r>
+              <m:rPr>
+                <m:sty m:val="p"/>
+              </m:rPr>
+              <m:t>(</m:t>
+            </m:r>
+            <m:r>
+              <m:t>X</m:t>
+            </m:r>
+            <m:r>
+              <m:rPr>
+                <m:sty m:val="p"/>
+              </m:rPr>
+              <m:t>)</m:t>
+            </m:r>
+          </m:sub>
+        </m:sSub>
+        <m:r>
+          <m:t>g</m:t>
+        </m:r>
+        <m:r>
+          <m:rPr>
+            <m:sty m:val="p"/>
+          </m:rPr>
+          <m:t>(</m:t>
+        </m:r>
+        <m:r>
+          <m:t>x</m:t>
+        </m:r>
         <m:r>
           <m:rPr>
             <m:sty m:val="p"/>
           </m:rPr>
           <m:t>)</m:t>
         </m:r>
-        <m:r>
-          <m:rPr>
-            <m:sty m:val="p"/>
-          </m:rPr>
-          <m:t>≥</m:t>
-        </m:r>
-        <m:r>
-          <m:t>g</m:t>
-        </m:r>
-        <m:r>
-          <m:rPr>
-            <m:sty m:val="p"/>
-          </m:rPr>
-          <m:t>(</m:t>
-        </m:r>
-        <m:r>
-          <m:t>x</m:t>
-        </m:r>
-        <m:r>
-          <m:rPr>
-            <m:sty m:val="p"/>
-          </m:rPr>
-          <m:t>)</m:t>
-        </m:r>
-      </m:oMath>
-      <w:r>
-        <w:t xml:space="preserve"> </w:t>
-      </w:r>
-      <w:r>
-        <w:t xml:space="preserve">for every</w:t>
-      </w:r>
-      <w:r>
-        <w:t xml:space="preserve"> </w:t>
-      </w:r>
-      <m:oMath>
-        <m:r>
-          <m:t>x</m:t>
-        </m:r>
       </m:oMath>
       <w:r>
         <w:t xml:space="preserve">.</w:t>
       </w:r>
     </w:p>
-    <w:bookmarkStart w:id="106" w:name="exm-kernel-exponential"/>
+    <w:bookmarkStart w:id="107" w:name="exm-kernel-exponential"/>
     <w:p>
       <w:pPr>
         <w:pStyle w:val="BodyText"/>
@@ -41287,7 +41784,7 @@
         <w:t xml:space="preserve">.</w:t>
       </w:r>
     </w:p>
-    <w:bookmarkEnd w:id="106"/>
+    <w:bookmarkEnd w:id="107"/>
     <w:tbl>
       <w:tblPr>
         <w:tblStyle w:val="Table"/>
@@ -41329,18 +41826,18 @@
                 <wp:inline>
                   <wp:extent cx="152400" cy="152400"/>
                   <wp:effectExtent b="0" l="0" r="0" t="0"/>
-                  <wp:docPr descr="" title="" id="108" name="Picture"/>
+                  <wp:docPr descr="" title="" id="109" name="Picture"/>
                   <a:graphic>
                     <a:graphicData uri="http://schemas.openxmlformats.org/drawingml/2006/picture">
                       <pic:pic>
                         <pic:nvPicPr>
-                          <pic:cNvPr descr="/opt/quarto/share/formats/docx/tip.png" id="109" name="Picture"/>
+                          <pic:cNvPr descr="/opt/quarto/share/formats/docx/tip.png" id="110" name="Picture"/>
                           <pic:cNvPicPr>
                             <a:picLocks noChangeArrowheads="1" noChangeAspect="1"/>
                           </pic:cNvPicPr>
                         </pic:nvPicPr>
                         <pic:blipFill>
-                          <a:blip r:embed="rId107"/>
+                          <a:blip r:embed="rId108"/>
                           <a:stretch>
                             <a:fillRect/>
                           </a:stretch>
@@ -41402,7 +41899,7 @@
             <w:r>
               <w:t xml:space="preserve"> </w:t>
             </w:r>
-            <w:hyperlink r:id="rId110">
+            <w:hyperlink r:id="rId111">
               <w:r>
                 <w:rPr>
                   <w:rStyle w:val="Hyperlink"/>
@@ -41440,7 +41937,7 @@
             <w:r>
               <w:t xml:space="preserve"> </w:t>
             </w:r>
-            <w:hyperlink r:id="rId111">
+            <w:hyperlink r:id="rId112">
               <w:r>
                 <w:rPr>
                   <w:rStyle w:val="Hyperlink"/>
@@ -41466,7 +41963,7 @@
       <w:r>
         <w:t xml:space="preserve"> </w:t>
       </w:r>
-      <w:hyperlink r:id="rId112">
+      <w:hyperlink r:id="rId113">
         <w:r>
           <w:rPr>
             <w:rStyle w:val="Hyperlink"/>
@@ -41483,7 +41980,7 @@
       <w:r>
         <w:t xml:space="preserve"> </w:t>
       </w:r>
-      <w:hyperlink r:id="rId113">
+      <w:hyperlink r:id="rId114">
         <w:r>
           <w:rPr>
             <w:rStyle w:val="Hyperlink"/>
@@ -41513,9 +42010,9 @@
         <w:t xml:space="preserve">.</w:t>
       </w:r>
     </w:p>
-    <w:bookmarkEnd w:id="114"/>
     <w:bookmarkEnd w:id="115"/>
-    <w:bookmarkStart w:id="135" w:name="sec-prob-haz"/>
+    <w:bookmarkEnd w:id="116"/>
+    <w:bookmarkStart w:id="136" w:name="sec-prob-haz"/>
     <w:p>
       <w:pPr>
         <w:pStyle w:val="Heading2"/>
@@ -41524,7 +42021,7 @@
         <w:t xml:space="preserve">3 Survival, hazard, and cumulative hazard functions</w:t>
       </w:r>
     </w:p>
-    <w:bookmarkStart w:id="116" w:name="def-surv-fn"/>
+    <w:bookmarkStart w:id="117" w:name="def-surv-fn"/>
     <w:p>
       <w:pPr>
         <w:pStyle w:val="FirstParagraph"/>
@@ -41743,7 +42240,7 @@
         </m:oMath>
       </m:oMathPara>
     </w:p>
-    <w:bookmarkEnd w:id="116"/>
+    <w:bookmarkEnd w:id="117"/>
     <w:p>
       <w:pPr>
         <w:pStyle w:val="FirstParagraph"/>
@@ -41837,7 +42334,7 @@
         <w:t xml:space="preserve">The definition itself applies to any random variable.</w:t>
       </w:r>
     </w:p>
-    <w:bookmarkStart w:id="117" w:name="thm-survival-expressions-1"/>
+    <w:bookmarkStart w:id="118" w:name="thm-survival-expressions-1"/>
     <w:p>
       <w:pPr>
         <w:pStyle w:val="BodyText"/>
@@ -42130,7 +42627,7 @@
         </m:oMath>
       </m:oMathPara>
     </w:p>
-    <w:bookmarkEnd w:id="117"/>
+    <w:bookmarkEnd w:id="118"/>
     <w:p>
       <w:pPr>
         <w:pStyle w:val="FirstParagraph"/>
@@ -42853,7 +43350,7 @@
         </m:oMath>
       </m:oMathPara>
     </w:p>
-    <w:bookmarkStart w:id="118" w:name="exm-exp-survfn"/>
+    <w:bookmarkStart w:id="119" w:name="exm-exp-survfn"/>
     <w:p>
       <w:pPr>
         <w:pStyle w:val="FirstParagraph"/>
@@ -43759,8 +44256,8 @@
         <w:t xml:space="preserve">.</w:t>
       </w:r>
     </w:p>
-    <w:bookmarkEnd w:id="118"/>
-    <w:bookmarkStart w:id="120" w:name="def-hazard"/>
+    <w:bookmarkEnd w:id="119"/>
+    <w:bookmarkStart w:id="121" w:name="def-hazard"/>
     <w:p>
       <w:pPr>
         <w:pStyle w:val="BodyText"/>
@@ -43977,7 +44474,7 @@
       <w:r>
         <w:t xml:space="preserve"> </w:t>
       </w:r>
-      <w:hyperlink r:id="rId119">
+      <w:hyperlink r:id="rId120">
         <w:r>
           <w:rPr>
             <w:rStyle w:val="Hyperlink"/>
@@ -44218,7 +44715,7 @@
         </m:oMath>
       </m:oMathPara>
     </w:p>
-    <w:bookmarkEnd w:id="120"/>
+    <w:bookmarkEnd w:id="121"/>
     <w:p>
       <w:pPr>
         <w:pStyle w:val="FirstParagraph"/>
@@ -44888,7 +45385,7 @@
         <w:t xml:space="preserve">The math is identical; only the name changes with the valence of the event.</w:t>
       </w:r>
     </w:p>
-    <w:bookmarkStart w:id="122" w:name="exm-hazard-exceeds-one"/>
+    <w:bookmarkStart w:id="123" w:name="exm-hazard-exceeds-one"/>
     <w:p>
       <w:pPr>
         <w:pStyle w:val="BodyText"/>
@@ -46396,7 +46893,7 @@
       <w:r>
         <w:t xml:space="preserve"> </w:t>
       </w:r>
-      <w:hyperlink r:id="rId121">
+      <w:hyperlink r:id="rId122">
         <w:r>
           <w:rPr>
             <w:rStyle w:val="Hyperlink"/>
@@ -47000,8 +47497,8 @@
         <w:t xml:space="preserve">a hazard is a rate, not a probability.</w:t>
       </w:r>
     </w:p>
-    <w:bookmarkEnd w:id="122"/>
-    <w:bookmarkStart w:id="123" w:name="def-discrete-hazard"/>
+    <w:bookmarkEnd w:id="123"/>
+    <w:bookmarkStart w:id="124" w:name="def-discrete-hazard"/>
     <w:p>
       <w:pPr>
         <w:pStyle w:val="BodyText"/>
@@ -47133,7 +47630,7 @@
       <w:r>
         <w:t xml:space="preserve"> </w:t>
       </w:r>
-      <w:hyperlink r:id="rId119">
+      <w:hyperlink r:id="rId120">
         <w:r>
           <w:rPr>
             <w:rStyle w:val="Hyperlink"/>
@@ -47253,8 +47750,8 @@
         </m:oMath>
       </m:oMathPara>
     </w:p>
-    <w:bookmarkEnd w:id="123"/>
-    <w:bookmarkStart w:id="124" w:name="exm-discrete-hazard"/>
+    <w:bookmarkEnd w:id="124"/>
+    <w:bookmarkStart w:id="125" w:name="exm-discrete-hazard"/>
     <w:p>
       <w:pPr>
         <w:pStyle w:val="FirstParagraph"/>
@@ -47998,8 +48495,8 @@
         <w:t xml:space="preserve">having gone without a six so far does not change the chance of a six on the next roll.</w:t>
       </w:r>
     </w:p>
-    <w:bookmarkEnd w:id="124"/>
-    <w:bookmarkStart w:id="125" w:name="cor-discrete-hazard-unit-interval"/>
+    <w:bookmarkEnd w:id="125"/>
+    <w:bookmarkStart w:id="126" w:name="cor-discrete-hazard-unit-interval"/>
     <w:p>
       <w:pPr>
         <w:pStyle w:val="BodyText"/>
@@ -48231,7 +48728,7 @@
         </m:oMath>
       </m:oMathPara>
     </w:p>
-    <w:bookmarkEnd w:id="125"/>
+    <w:bookmarkEnd w:id="126"/>
     <w:p>
       <w:pPr>
         <w:pStyle w:val="FirstParagraph"/>
@@ -48957,7 +49454,7 @@
         <w:t xml:space="preserve">the discrete-time hazard is a probability.</w:t>
       </w:r>
     </w:p>
-    <w:bookmarkStart w:id="126" w:name="thm-hazard-dens-surv"/>
+    <w:bookmarkStart w:id="127" w:name="thm-hazard-dens-surv"/>
     <w:p>
       <w:pPr>
         <w:pStyle w:val="BodyText"/>
@@ -49229,7 +49726,7 @@
         </m:oMath>
       </m:oMathPara>
     </w:p>
-    <w:bookmarkEnd w:id="126"/>
+    <w:bookmarkEnd w:id="127"/>
     <w:p>
       <w:pPr>
         <w:pStyle w:val="FirstParagraph"/>
@@ -49432,7 +49929,7 @@
       <w:r>
         <w:t xml:space="preserve"> </w:t>
       </w:r>
-      <w:hyperlink r:id="rId121">
+      <w:hyperlink r:id="rId122">
         <w:r>
           <w:rPr>
             <w:rStyle w:val="Hyperlink"/>
@@ -50792,7 +51289,7 @@
         </m:oMath>
       </m:oMathPara>
     </w:p>
-    <w:bookmarkStart w:id="127" w:name="exm-exp-haz"/>
+    <w:bookmarkStart w:id="128" w:name="exm-exp-haz"/>
     <w:p>
       <w:pPr>
         <w:pStyle w:val="FirstParagraph"/>
@@ -51512,8 +52009,8 @@
         <w:t xml:space="preserve">.</w:t>
       </w:r>
     </w:p>
-    <w:bookmarkEnd w:id="127"/>
-    <w:bookmarkStart w:id="128" w:name="def-cuhaz"/>
+    <w:bookmarkEnd w:id="128"/>
+    <w:bookmarkStart w:id="129" w:name="def-cuhaz"/>
     <w:p>
       <w:pPr>
         <w:pStyle w:val="BodyText"/>
@@ -51777,8 +52274,8 @@
         </m:oMath>
       </m:oMathPara>
     </w:p>
-    <w:bookmarkEnd w:id="128"/>
-    <w:bookmarkStart w:id="129" w:name="exm-exp-cumhaz"/>
+    <w:bookmarkEnd w:id="129"/>
+    <w:bookmarkStart w:id="130" w:name="exm-exp-cumhaz"/>
     <w:p>
       <w:pPr>
         <w:pStyle w:val="FirstParagraph"/>
@@ -52242,8 +52739,8 @@
         <w:t xml:space="preserve">.</w:t>
       </w:r>
     </w:p>
-    <w:bookmarkEnd w:id="129"/>
-    <w:bookmarkStart w:id="130" w:name="cor-cuhaz-nonneg"/>
+    <w:bookmarkEnd w:id="130"/>
+    <w:bookmarkStart w:id="131" w:name="cor-cuhaz-nonneg"/>
     <w:p>
       <w:pPr>
         <w:pStyle w:val="BodyText"/>
@@ -52481,7 +52978,7 @@
         </m:oMath>
       </m:oMathPara>
     </w:p>
-    <w:bookmarkEnd w:id="130"/>
+    <w:bookmarkEnd w:id="131"/>
     <w:p>
       <w:pPr>
         <w:pStyle w:val="FirstParagraph"/>
@@ -54154,7 +54651,7 @@
         <w:t xml:space="preserve">is the form most survival-analysis texts use.</w:t>
       </w:r>
     </w:p>
-    <w:bookmarkStart w:id="132" w:name="cor-surv-int-haz"/>
+    <w:bookmarkStart w:id="133" w:name="cor-surv-int-haz"/>
     <w:p>
       <w:pPr>
         <w:pStyle w:val="BodyText"/>
@@ -54365,7 +54862,7 @@
       <w:pPr>
         <w:pStyle w:val="BodyText"/>
       </w:pPr>
-      <w:bookmarkStart w:id="131" w:name="eq-surv-int-haz"/>
+      <w:bookmarkStart w:id="132" w:name="eq-surv-int-haz"/>
       <m:oMathPara>
         <m:oMathParaPr>
           <m:jc m:val="center"/>
@@ -54467,9 +54964,9 @@
           </m:r>
         </m:oMath>
       </m:oMathPara>
-      <w:bookmarkEnd w:id="131"/>
+      <w:bookmarkEnd w:id="132"/>
     </w:p>
-    <w:bookmarkEnd w:id="132"/>
+    <w:bookmarkEnd w:id="133"/>
     <w:p>
       <w:pPr>
         <w:pStyle w:val="FirstParagraph"/>
@@ -56045,7 +56542,7 @@
         <w:t xml:space="preserve">.</w:t>
       </w:r>
     </w:p>
-    <w:bookmarkStart w:id="133" w:name="exm-exp-surv-int-haz"/>
+    <w:bookmarkStart w:id="134" w:name="exm-exp-surv-int-haz"/>
     <w:p>
       <w:pPr>
         <w:pStyle w:val="BodyText"/>
@@ -56332,7 +56829,7 @@
         <w:t xml:space="preserve">.</w:t>
       </w:r>
     </w:p>
-    <w:bookmarkEnd w:id="133"/>
+    <w:bookmarkEnd w:id="134"/>
     <w:tbl>
       <w:tblPr>
         <w:tblStyle w:val="Table"/>
@@ -56346,7 +56843,7 @@
       <w:tr>
         <w:tc>
           <w:tcPr/>
-          <w:bookmarkStart w:id="134" w:name="tbl-prob-dist-fns"/>
+          <w:bookmarkStart w:id="135" w:name="tbl-prob-dist-fns"/>
           <w:p>
             <w:pPr>
               <w:jc w:val="center"/>
@@ -57317,7 +57814,7 @@
               </w:tc>
             </w:tr>
           </w:tbl>
-          <w:bookmarkEnd w:id="134"/>
+          <w:bookmarkEnd w:id="135"/>
           <w:p/>
         </w:tc>
       </w:tr>
@@ -58283,8 +58780,8 @@
         </m:oMath>
       </m:oMathPara>
     </w:p>
-    <w:bookmarkEnd w:id="135"/>
-    <w:bookmarkStart w:id="181" w:name="references"/>
+    <w:bookmarkEnd w:id="136"/>
+    <w:bookmarkStart w:id="182" w:name="references"/>
     <w:p>
       <w:pPr>
         <w:pStyle w:val="Heading2"/>
@@ -58293,8 +58790,8 @@
         <w:t xml:space="preserve">References</w:t>
       </w:r>
     </w:p>
-    <w:bookmarkStart w:id="180" w:name="refs"/>
-    <w:bookmarkStart w:id="137" w:name="ref-wikipedia_random_variable"/>
+    <w:bookmarkStart w:id="181" w:name="refs"/>
+    <w:bookmarkStart w:id="138" w:name="ref-wikipedia_random_variable"/>
     <w:p>
       <w:pPr>
         <w:pStyle w:val="Bibliography"/>
@@ -58341,7 +58838,7 @@
       <w:r>
         <w:t xml:space="preserve"> </w:t>
       </w:r>
-      <w:hyperlink r:id="rId136">
+      <w:hyperlink r:id="rId137">
         <w:r>
           <w:rPr>
             <w:rStyle w:val="Hyperlink"/>
@@ -58350,8 +58847,8 @@
         </w:r>
       </w:hyperlink>
     </w:p>
-    <w:bookmarkEnd w:id="137"/>
-    <w:bookmarkStart w:id="139" w:name="ref-wikipedia_probability_mass_function"/>
+    <w:bookmarkEnd w:id="138"/>
+    <w:bookmarkStart w:id="140" w:name="ref-wikipedia_probability_mass_function"/>
     <w:p>
       <w:pPr>
         <w:pStyle w:val="Bibliography"/>
@@ -58398,7 +58895,7 @@
       <w:r>
         <w:t xml:space="preserve"> </w:t>
       </w:r>
-      <w:hyperlink r:id="rId138">
+      <w:hyperlink r:id="rId139">
         <w:r>
           <w:rPr>
             <w:rStyle w:val="Hyperlink"/>
@@ -58407,8 +58904,8 @@
         </w:r>
       </w:hyperlink>
     </w:p>
-    <w:bookmarkEnd w:id="139"/>
-    <w:bookmarkStart w:id="141" w:name="ref-wikipedia_bernoulli_distribution"/>
+    <w:bookmarkEnd w:id="140"/>
+    <w:bookmarkStart w:id="142" w:name="ref-wikipedia_bernoulli_distribution"/>
     <w:p>
       <w:pPr>
         <w:pStyle w:val="Bibliography"/>
@@ -58455,7 +58952,7 @@
       <w:r>
         <w:t xml:space="preserve"> </w:t>
       </w:r>
-      <w:hyperlink r:id="rId140">
+      <w:hyperlink r:id="rId141">
         <w:r>
           <w:rPr>
             <w:rStyle w:val="Hyperlink"/>
@@ -58464,8 +58961,8 @@
         </w:r>
       </w:hyperlink>
     </w:p>
-    <w:bookmarkEnd w:id="141"/>
-    <w:bookmarkStart w:id="143" w:name="X284569a1076713b35b76605781ea41e303e6132"/>
+    <w:bookmarkEnd w:id="142"/>
+    <w:bookmarkStart w:id="144" w:name="X284569a1076713b35b76605781ea41e303e6132"/>
     <w:p>
       <w:pPr>
         <w:pStyle w:val="Bibliography"/>
@@ -58512,7 +59009,7 @@
       <w:r>
         <w:t xml:space="preserve"> </w:t>
       </w:r>
-      <w:hyperlink r:id="rId142">
+      <w:hyperlink r:id="rId143">
         <w:r>
           <w:rPr>
             <w:rStyle w:val="Hyperlink"/>
@@ -58521,8 +59018,8 @@
         </w:r>
       </w:hyperlink>
     </w:p>
-    <w:bookmarkEnd w:id="143"/>
-    <w:bookmarkStart w:id="145" w:name="X8e40b323e1cebef129773974979d417183cf94f"/>
+    <w:bookmarkEnd w:id="144"/>
+    <w:bookmarkStart w:id="146" w:name="X8e40b323e1cebef129773974979d417183cf94f"/>
     <w:p>
       <w:pPr>
         <w:pStyle w:val="Bibliography"/>
@@ -58569,7 +59066,7 @@
       <w:r>
         <w:t xml:space="preserve"> </w:t>
       </w:r>
-      <w:hyperlink r:id="rId144">
+      <w:hyperlink r:id="rId145">
         <w:r>
           <w:rPr>
             <w:rStyle w:val="Hyperlink"/>
@@ -58578,8 +59075,8 @@
         </w:r>
       </w:hyperlink>
     </w:p>
-    <w:bookmarkEnd w:id="145"/>
-    <w:bookmarkStart w:id="147" w:name="ref-wikipedia_normal_distribution"/>
+    <w:bookmarkEnd w:id="146"/>
+    <w:bookmarkStart w:id="148" w:name="ref-wikipedia_normal_distribution"/>
     <w:p>
       <w:pPr>
         <w:pStyle w:val="Bibliography"/>
@@ -58626,7 +59123,7 @@
       <w:r>
         <w:t xml:space="preserve"> </w:t>
       </w:r>
-      <w:hyperlink r:id="rId146">
+      <w:hyperlink r:id="rId147">
         <w:r>
           <w:rPr>
             <w:rStyle w:val="Hyperlink"/>
@@ -58635,8 +59132,8 @@
         </w:r>
       </w:hyperlink>
     </w:p>
-    <w:bookmarkEnd w:id="147"/>
-    <w:bookmarkStart w:id="149" w:name="ref-CaseBerg01"/>
+    <w:bookmarkEnd w:id="148"/>
+    <w:bookmarkStart w:id="150" w:name="ref-CaseBerg01"/>
     <w:p>
       <w:pPr>
         <w:pStyle w:val="Bibliography"/>
@@ -58669,7 +59166,7 @@
       <w:r>
         <w:t xml:space="preserve"> </w:t>
       </w:r>
-      <w:hyperlink r:id="rId148">
+      <w:hyperlink r:id="rId149">
         <w:r>
           <w:rPr>
             <w:rStyle w:val="Hyperlink"/>
@@ -58678,8 +59175,8 @@
         </w:r>
       </w:hyperlink>
     </w:p>
-    <w:bookmarkEnd w:id="149"/>
-    <w:bookmarkStart w:id="151" w:name="ref-wikipedia_exponential_distribution"/>
+    <w:bookmarkEnd w:id="150"/>
+    <w:bookmarkStart w:id="152" w:name="ref-wikipedia_exponential_distribution"/>
     <w:p>
       <w:pPr>
         <w:pStyle w:val="Bibliography"/>
@@ -58726,7 +59223,7 @@
       <w:r>
         <w:t xml:space="preserve"> </w:t>
       </w:r>
-      <w:hyperlink r:id="rId150">
+      <w:hyperlink r:id="rId151">
         <w:r>
           <w:rPr>
             <w:rStyle w:val="Hyperlink"/>
@@ -58735,8 +59232,8 @@
         </w:r>
       </w:hyperlink>
     </w:p>
-    <w:bookmarkEnd w:id="151"/>
-    <w:bookmarkStart w:id="153" w:name="X94f7c881ef14f58a67183d1131099bc3b3af124"/>
+    <w:bookmarkEnd w:id="152"/>
+    <w:bookmarkStart w:id="154" w:name="X94f7c881ef14f58a67183d1131099bc3b3af124"/>
     <w:p>
       <w:pPr>
         <w:pStyle w:val="Bibliography"/>
@@ -58783,7 +59280,7 @@
       <w:r>
         <w:t xml:space="preserve"> </w:t>
       </w:r>
-      <w:hyperlink r:id="rId152">
+      <w:hyperlink r:id="rId153">
         <w:r>
           <w:rPr>
             <w:rStyle w:val="Hyperlink"/>
@@ -58792,8 +59289,8 @@
         </w:r>
       </w:hyperlink>
     </w:p>
-    <w:bookmarkEnd w:id="153"/>
-    <w:bookmarkStart w:id="154" w:name="ref-billingsley1995probability"/>
+    <w:bookmarkEnd w:id="154"/>
+    <w:bookmarkStart w:id="155" w:name="ref-billingsley1995probability"/>
     <w:p>
       <w:pPr>
         <w:pStyle w:val="Bibliography"/>
@@ -58824,8 +59321,8 @@
         <w:t xml:space="preserve">, 3rd ed. in Wiley series in probability and mathematical statistics. New York: Wiley, 1995.</w:t>
       </w:r>
     </w:p>
-    <w:bookmarkEnd w:id="154"/>
-    <w:bookmarkStart w:id="156" w:name="ref-wikipedia_quantile_function"/>
+    <w:bookmarkEnd w:id="155"/>
+    <w:bookmarkStart w:id="157" w:name="ref-wikipedia_quantile_function"/>
     <w:p>
       <w:pPr>
         <w:pStyle w:val="Bibliography"/>
@@ -58872,7 +59369,7 @@
       <w:r>
         <w:t xml:space="preserve"> </w:t>
       </w:r>
-      <w:hyperlink r:id="rId155">
+      <w:hyperlink r:id="rId156">
         <w:r>
           <w:rPr>
             <w:rStyle w:val="Hyperlink"/>
@@ -58881,8 +59378,8 @@
         </w:r>
       </w:hyperlink>
     </w:p>
-    <w:bookmarkEnd w:id="156"/>
-    <w:bookmarkStart w:id="157" w:name="ref-me4"/>
+    <w:bookmarkEnd w:id="157"/>
+    <w:bookmarkStart w:id="158" w:name="ref-me4"/>
     <w:p>
       <w:pPr>
         <w:pStyle w:val="Bibliography"/>
@@ -58913,8 +59410,8 @@
         <w:t xml:space="preserve">, Fourth edition. Philadelphia: Wolters Kluwer, 2021.</w:t>
       </w:r>
     </w:p>
-    <w:bookmarkEnd w:id="157"/>
-    <w:bookmarkStart w:id="159" w:name="Xaf27294aed242081dab0bdcf1e3d8373c0fed17"/>
+    <w:bookmarkEnd w:id="158"/>
+    <w:bookmarkStart w:id="160" w:name="Xaf27294aed242081dab0bdcf1e3d8373c0fed17"/>
     <w:p>
       <w:pPr>
         <w:pStyle w:val="Bibliography"/>
@@ -58961,7 +59458,7 @@
       <w:r>
         <w:t xml:space="preserve"> </w:t>
       </w:r>
-      <w:hyperlink r:id="rId158">
+      <w:hyperlink r:id="rId159">
         <w:r>
           <w:rPr>
             <w:rStyle w:val="Hyperlink"/>
@@ -58970,8 +59467,8 @@
         </w:r>
       </w:hyperlink>
     </w:p>
-    <w:bookmarkEnd w:id="159"/>
-    <w:bookmarkStart w:id="161" w:name="ref-wikipedia_marginal_distribution"/>
+    <w:bookmarkEnd w:id="160"/>
+    <w:bookmarkStart w:id="162" w:name="ref-wikipedia_marginal_distribution"/>
     <w:p>
       <w:pPr>
         <w:pStyle w:val="Bibliography"/>
@@ -59018,7 +59515,7 @@
       <w:r>
         <w:t xml:space="preserve"> </w:t>
       </w:r>
-      <w:hyperlink r:id="rId160">
+      <w:hyperlink r:id="rId161">
         <w:r>
           <w:rPr>
             <w:rStyle w:val="Hyperlink"/>
@@ -59027,8 +59524,8 @@
         </w:r>
       </w:hyperlink>
     </w:p>
-    <w:bookmarkEnd w:id="161"/>
-    <w:bookmarkStart w:id="162" w:name="ref-hutchinson2024data471"/>
+    <w:bookmarkEnd w:id="162"/>
+    <w:bookmarkStart w:id="163" w:name="ref-hutchinson2024data471"/>
     <w:p>
       <w:pPr>
         <w:pStyle w:val="Bibliography"/>
@@ -59067,8 +59564,8 @@
         <w:t xml:space="preserve">Western Washington University, 2024.</w:t>
       </w:r>
     </w:p>
-    <w:bookmarkEnd w:id="162"/>
-    <w:bookmarkStart w:id="164" w:name="ref-hutchinson_wwu_ml_videos"/>
+    <w:bookmarkEnd w:id="163"/>
+    <w:bookmarkStart w:id="165" w:name="ref-hutchinson_wwu_ml_videos"/>
     <w:p>
       <w:pPr>
         <w:pStyle w:val="Bibliography"/>
@@ -59121,7 +59618,7 @@
       <w:r>
         <w:t xml:space="preserve"> </w:t>
       </w:r>
-      <w:hyperlink r:id="rId163">
+      <w:hyperlink r:id="rId164">
         <w:r>
           <w:rPr>
             <w:rStyle w:val="Hyperlink"/>
@@ -59130,8 +59627,8 @@
         </w:r>
       </w:hyperlink>
     </w:p>
-    <w:bookmarkEnd w:id="164"/>
-    <w:bookmarkStart w:id="166" w:name="ref-fiveminuteai_probstat"/>
+    <w:bookmarkEnd w:id="165"/>
+    <w:bookmarkStart w:id="167" w:name="ref-fiveminuteai_probstat"/>
     <w:p>
       <w:pPr>
         <w:pStyle w:val="Bibliography"/>
@@ -59163,7 +59660,7 @@
       <w:r>
         <w:t xml:space="preserve"> </w:t>
       </w:r>
-      <w:hyperlink r:id="rId165">
+      <w:hyperlink r:id="rId166">
         <w:r>
           <w:rPr>
             <w:rStyle w:val="Hyperlink"/>
@@ -59172,8 +59669,8 @@
         </w:r>
       </w:hyperlink>
     </w:p>
-    <w:bookmarkEnd w:id="166"/>
-    <w:bookmarkStart w:id="168" w:name="ref-wikipedia_survival_function"/>
+    <w:bookmarkEnd w:id="167"/>
+    <w:bookmarkStart w:id="169" w:name="ref-wikipedia_survival_function"/>
     <w:p>
       <w:pPr>
         <w:pStyle w:val="Bibliography"/>
@@ -59220,7 +59717,7 @@
       <w:r>
         <w:t xml:space="preserve"> </w:t>
       </w:r>
-      <w:hyperlink r:id="rId167">
+      <w:hyperlink r:id="rId168">
         <w:r>
           <w:rPr>
             <w:rStyle w:val="Hyperlink"/>
@@ -59229,8 +59726,8 @@
         </w:r>
       </w:hyperlink>
     </w:p>
-    <w:bookmarkEnd w:id="168"/>
-    <w:bookmarkStart w:id="170" w:name="ref-wikipedia_failure_rate"/>
+    <w:bookmarkEnd w:id="169"/>
+    <w:bookmarkStart w:id="171" w:name="ref-wikipedia_failure_rate"/>
     <w:p>
       <w:pPr>
         <w:pStyle w:val="Bibliography"/>
@@ -59277,7 +59774,7 @@
       <w:r>
         <w:t xml:space="preserve"> </w:t>
       </w:r>
-      <w:hyperlink r:id="rId169">
+      <w:hyperlink r:id="rId170">
         <w:r>
           <w:rPr>
             <w:rStyle w:val="Hyperlink"/>
@@ -59286,8 +59783,8 @@
         </w:r>
       </w:hyperlink>
     </w:p>
-    <w:bookmarkEnd w:id="170"/>
-    <w:bookmarkStart w:id="172" w:name="ref-dobson4e"/>
+    <w:bookmarkEnd w:id="171"/>
+    <w:bookmarkStart w:id="173" w:name="ref-dobson4e"/>
     <w:p>
       <w:pPr>
         <w:pStyle w:val="Bibliography"/>
@@ -59320,7 +59817,7 @@
       <w:r>
         <w:t xml:space="preserve"> </w:t>
       </w:r>
-      <w:hyperlink r:id="rId171">
+      <w:hyperlink r:id="rId172">
         <w:r>
           <w:rPr>
             <w:rStyle w:val="Hyperlink"/>
@@ -59332,8 +59829,8 @@
         <w:t xml:space="preserve">.</w:t>
       </w:r>
     </w:p>
-    <w:bookmarkEnd w:id="172"/>
-    <w:bookmarkStart w:id="174" w:name="ref-vittinghoff2e"/>
+    <w:bookmarkEnd w:id="173"/>
+    <w:bookmarkStart w:id="175" w:name="ref-vittinghoff2e"/>
     <w:p>
       <w:pPr>
         <w:pStyle w:val="Bibliography"/>
@@ -59366,7 +59863,7 @@
       <w:r>
         <w:t xml:space="preserve"> </w:t>
       </w:r>
-      <w:hyperlink r:id="rId173">
+      <w:hyperlink r:id="rId174">
         <w:r>
           <w:rPr>
             <w:rStyle w:val="Hyperlink"/>
@@ -59378,8 +59875,8 @@
         <w:t xml:space="preserve">.</w:t>
       </w:r>
     </w:p>
-    <w:bookmarkEnd w:id="174"/>
-    <w:bookmarkStart w:id="176" w:name="ref-klein2003survival"/>
+    <w:bookmarkEnd w:id="175"/>
+    <w:bookmarkStart w:id="177" w:name="ref-klein2003survival"/>
     <w:p>
       <w:pPr>
         <w:pStyle w:val="Bibliography"/>
@@ -59412,7 +59909,7 @@
       <w:r>
         <w:t xml:space="preserve"> </w:t>
       </w:r>
-      <w:hyperlink r:id="rId175">
+      <w:hyperlink r:id="rId176">
         <w:r>
           <w:rPr>
             <w:rStyle w:val="Hyperlink"/>
@@ -59421,8 +59918,8 @@
         </w:r>
       </w:hyperlink>
     </w:p>
-    <w:bookmarkEnd w:id="176"/>
-    <w:bookmarkStart w:id="178" w:name="ref-kleinbaum2012survival"/>
+    <w:bookmarkEnd w:id="177"/>
+    <w:bookmarkStart w:id="179" w:name="ref-kleinbaum2012survival"/>
     <w:p>
       <w:pPr>
         <w:pStyle w:val="Bibliography"/>
@@ -59455,7 +59952,7 @@
       <w:r>
         <w:t xml:space="preserve"> </w:t>
       </w:r>
-      <w:hyperlink r:id="rId177">
+      <w:hyperlink r:id="rId178">
         <w:r>
           <w:rPr>
             <w:rStyle w:val="Hyperlink"/>
@@ -59464,8 +59961,8 @@
         </w:r>
       </w:hyperlink>
     </w:p>
-    <w:bookmarkEnd w:id="178"/>
-    <w:bookmarkStart w:id="179" w:name="ref-kalbfleisch2011statistical"/>
+    <w:bookmarkEnd w:id="179"/>
+    <w:bookmarkStart w:id="180" w:name="ref-kalbfleisch2011statistical"/>
     <w:p>
       <w:pPr>
         <w:pStyle w:val="Bibliography"/>
@@ -59496,9 +59993,9 @@
         <w:t xml:space="preserve">. John Wiley &amp; Sons, 2011.</w:t>
       </w:r>
     </w:p>
-    <w:bookmarkEnd w:id="179"/>
     <w:bookmarkEnd w:id="180"/>
     <w:bookmarkEnd w:id="181"/>
+    <w:bookmarkEnd w:id="182"/>
     <w:sectPr>
       <w:footnotePr>
         <w:numRestart w:val="eachSect"/>

--- a/pr-preview/pr-292/random-variables-tracked-changes.docx
+++ b/pr-preview/pr-292/random-variables-tracked-changes.docx
@@ -26,7 +26,7 @@
       </w:pPr>
       <w:ins w:id="2" w:author="PR Preview" w:date="2026-01-01T00:00:00Z">
         <w:r>
-          <w:t xml:space="preserve">Last modified: 2026-10-30 17:59:07 (PDT)</w:t>
+          <w:t xml:space="preserve">Last modified: 2026-10-30 18:14:22 (PDT)</w:t>
         </w:r>
       </w:ins>
     </w:p>

--- a/pr-preview/pr-292/random-variables-tracked-changes.docx
+++ b/pr-preview/pr-292/random-variables-tracked-changes.docx
@@ -26,7 +26,7 @@
       </w:pPr>
       <w:ins w:id="2" w:author="PR Preview" w:date="2026-01-01T00:00:00Z">
         <w:r>
-          <w:t xml:space="preserve">Last modified: 2026-10-30 18:14:22 (PDT)</w:t>
+          <w:t xml:space="preserve">Last modified: 2026-10-30 18:31:53 (PDT)</w:t>
         </w:r>
       </w:ins>
     </w:p>
